--- a/resources/Templates/Base_No_Conditions_Template.docx
+++ b/resources/Templates/Base_No_Conditions_Template.docx
@@ -26,6 +26,7 @@
           <w:szCs w:val="20"/>
         </w:rPr>
       </w:pPr>
+      <w:proofErr w:type="gramStart"/>
       <w:r>
         <w:rPr>
           <w:rFonts w:ascii="Palatino Linotype" w:hAnsi="Palatino Linotype"/>
@@ -49,7 +50,16 @@
           <w:sz w:val="20"/>
           <w:szCs w:val="20"/>
         </w:rPr>
-        <w:t>caption_subdoc</w:t>
+        <w:t>caption</w:t>
+      </w:r>
+      <w:proofErr w:type="gramEnd"/>
+      <w:r>
+        <w:rPr>
+          <w:rFonts w:ascii="Palatino Linotype" w:hAnsi="Palatino Linotype"/>
+          <w:sz w:val="20"/>
+          <w:szCs w:val="20"/>
+        </w:rPr>
+        <w:t>_subdoc</w:t>
       </w:r>
       <w:proofErr w:type="spellEnd"/>
       <w:r>
@@ -86,6 +96,7 @@
           <w:szCs w:val="20"/>
         </w:rPr>
       </w:pPr>
+      <w:proofErr w:type="gramStart"/>
       <w:r>
         <w:rPr>
           <w:rFonts w:ascii="Palatino Linotype" w:hAnsi="Palatino Linotype"/>
@@ -101,7 +112,16 @@
           <w:sz w:val="20"/>
           <w:szCs w:val="20"/>
         </w:rPr>
-        <w:t>document_title_subdoc</w:t>
+        <w:t>document</w:t>
+      </w:r>
+      <w:proofErr w:type="gramEnd"/>
+      <w:r>
+        <w:rPr>
+          <w:rFonts w:ascii="Palatino Linotype" w:hAnsi="Palatino Linotype"/>
+          <w:sz w:val="20"/>
+          <w:szCs w:val="20"/>
+        </w:rPr>
+        <w:t>_title_subdoc</w:t>
       </w:r>
       <w:proofErr w:type="spellEnd"/>
       <w:r>
@@ -129,7 +149,6 @@
           <w:tab w:val="left" w:pos="4320"/>
           <w:tab w:val="left" w:pos="4680"/>
         </w:tabs>
-        <w:ind w:left="4680" w:hanging="4680"/>
         <w:contextualSpacing/>
         <w:jc w:val="both"/>
         <w:rPr>
@@ -138,6 +157,7 @@
           <w:szCs w:val="20"/>
         </w:rPr>
       </w:pPr>
+      <w:proofErr w:type="gramStart"/>
       <w:r>
         <w:rPr>
           <w:rFonts w:ascii="Palatino Linotype" w:hAnsi="Palatino Linotype"/>
@@ -153,7 +173,16 @@
           <w:sz w:val="20"/>
           <w:szCs w:val="20"/>
         </w:rPr>
-        <w:t>appearance_reason_subdoc</w:t>
+        <w:t>appearance</w:t>
+      </w:r>
+      <w:proofErr w:type="gramEnd"/>
+      <w:r>
+        <w:rPr>
+          <w:rFonts w:ascii="Palatino Linotype" w:hAnsi="Palatino Linotype"/>
+          <w:sz w:val="20"/>
+          <w:szCs w:val="20"/>
+        </w:rPr>
+        <w:t>_reason_subdoc</w:t>
       </w:r>
       <w:proofErr w:type="spellEnd"/>
       <w:r>
@@ -178,6 +207,7 @@
           <w:szCs w:val="20"/>
         </w:rPr>
       </w:pPr>
+      <w:proofErr w:type="gramStart"/>
       <w:r>
         <w:rPr>
           <w:rFonts w:ascii="Palatino Linotype" w:hAnsi="Palatino Linotype"/>
@@ -193,7 +223,16 @@
           <w:sz w:val="20"/>
           <w:szCs w:val="20"/>
         </w:rPr>
-        <w:t>charge_grid_subdoc</w:t>
+        <w:t>charge</w:t>
+      </w:r>
+      <w:proofErr w:type="gramEnd"/>
+      <w:r>
+        <w:rPr>
+          <w:rFonts w:ascii="Palatino Linotype" w:hAnsi="Palatino Linotype"/>
+          <w:sz w:val="20"/>
+          <w:szCs w:val="20"/>
+        </w:rPr>
+        <w:t>_grid_subdoc</w:t>
       </w:r>
       <w:proofErr w:type="spellEnd"/>
       <w:r>
@@ -218,6 +257,7 @@
           <w:szCs w:val="20"/>
         </w:rPr>
       </w:pPr>
+      <w:proofErr w:type="gramStart"/>
       <w:r>
         <w:rPr>
           <w:rFonts w:ascii="Palatino Linotype" w:hAnsi="Palatino Linotype"/>
@@ -233,7 +273,16 @@
           <w:sz w:val="20"/>
           <w:szCs w:val="20"/>
         </w:rPr>
-        <w:t>court_costs_subdoc</w:t>
+        <w:t>court</w:t>
+      </w:r>
+      <w:proofErr w:type="gramEnd"/>
+      <w:r>
+        <w:rPr>
+          <w:rFonts w:ascii="Palatino Linotype" w:hAnsi="Palatino Linotype"/>
+          <w:sz w:val="20"/>
+          <w:szCs w:val="20"/>
+        </w:rPr>
+        <w:t>_costs_subdoc</w:t>
       </w:r>
       <w:proofErr w:type="spellEnd"/>
       <w:r>
@@ -256,6 +305,7 @@
           <w:szCs w:val="20"/>
         </w:rPr>
       </w:pPr>
+      <w:proofErr w:type="gramStart"/>
       <w:r>
         <w:rPr>
           <w:rFonts w:ascii="Palatino Linotype" w:hAnsi="Palatino Linotype"/>
@@ -271,7 +321,16 @@
           <w:sz w:val="20"/>
           <w:szCs w:val="20"/>
         </w:rPr>
-        <w:t>financial_responsibility_subdoc</w:t>
+        <w:t>financial</w:t>
+      </w:r>
+      <w:proofErr w:type="gramEnd"/>
+      <w:r>
+        <w:rPr>
+          <w:rFonts w:ascii="Palatino Linotype" w:hAnsi="Palatino Linotype"/>
+          <w:sz w:val="20"/>
+          <w:szCs w:val="20"/>
+        </w:rPr>
+        <w:t>_responsibility_subdoc</w:t>
       </w:r>
       <w:proofErr w:type="spellEnd"/>
       <w:r>
@@ -294,6 +353,7 @@
           <w:szCs w:val="20"/>
         </w:rPr>
       </w:pPr>
+      <w:proofErr w:type="gramStart"/>
       <w:r>
         <w:rPr>
           <w:rFonts w:ascii="Palatino Linotype" w:hAnsi="Palatino Linotype"/>
@@ -309,7 +369,16 @@
           <w:sz w:val="20"/>
           <w:szCs w:val="20"/>
         </w:rPr>
-        <w:t>signature_subdoc</w:t>
+        <w:t>signature</w:t>
+      </w:r>
+      <w:proofErr w:type="gramEnd"/>
+      <w:r>
+        <w:rPr>
+          <w:rFonts w:ascii="Palatino Linotype" w:hAnsi="Palatino Linotype"/>
+          <w:sz w:val="20"/>
+          <w:szCs w:val="20"/>
+        </w:rPr>
+        <w:t>_subdoc</w:t>
       </w:r>
       <w:proofErr w:type="spellEnd"/>
       <w:r>
@@ -332,6 +401,7 @@
           <w:szCs w:val="20"/>
         </w:rPr>
       </w:pPr>
+      <w:proofErr w:type="gramStart"/>
       <w:r>
         <w:rPr>
           <w:rFonts w:ascii="Palatino Linotype" w:hAnsi="Palatino Linotype"/>
@@ -347,7 +417,16 @@
           <w:sz w:val="20"/>
           <w:szCs w:val="20"/>
         </w:rPr>
-        <w:t>magistrate_notice_subdoc</w:t>
+        <w:t>magistrate</w:t>
+      </w:r>
+      <w:proofErr w:type="gramEnd"/>
+      <w:r>
+        <w:rPr>
+          <w:rFonts w:ascii="Palatino Linotype" w:hAnsi="Palatino Linotype"/>
+          <w:sz w:val="20"/>
+          <w:szCs w:val="20"/>
+        </w:rPr>
+        <w:t>_notice_subdoc</w:t>
       </w:r>
       <w:proofErr w:type="spellEnd"/>
       <w:r>
@@ -369,6 +448,7 @@
           <w:szCs w:val="16"/>
         </w:rPr>
       </w:pPr>
+      <w:proofErr w:type="gramStart"/>
       <w:r>
         <w:rPr>
           <w:rFonts w:ascii="Palatino Linotype" w:hAnsi="Palatino Linotype"/>
@@ -392,7 +472,16 @@
           <w:sz w:val="16"/>
           <w:szCs w:val="16"/>
         </w:rPr>
-        <w:t>service_subdoc</w:t>
+        <w:t>service</w:t>
+      </w:r>
+      <w:proofErr w:type="gramEnd"/>
+      <w:r>
+        <w:rPr>
+          <w:rFonts w:ascii="Palatino Linotype" w:hAnsi="Palatino Linotype"/>
+          <w:sz w:val="16"/>
+          <w:szCs w:val="16"/>
+        </w:rPr>
+        <w:t>_subdoc</w:t>
       </w:r>
       <w:proofErr w:type="spellEnd"/>
       <w:r>
@@ -657,7 +746,27 @@
                 <w:sz w:val="20"/>
                 <w:szCs w:val="20"/>
               </w:rPr>
-              <w:t>judicial_officer.officer_type</w:t>
+              <w:t>judicial_</w:t>
+            </w:r>
+            <w:proofErr w:type="gramStart"/>
+            <w:r>
+              <w:rPr>
+                <w:rFonts w:ascii="Palatino Linotype" w:hAnsi="Palatino Linotype"/>
+                <w:bCs/>
+                <w:sz w:val="20"/>
+                <w:szCs w:val="20"/>
+              </w:rPr>
+              <w:t>officer.officer</w:t>
+            </w:r>
+            <w:proofErr w:type="gramEnd"/>
+            <w:r>
+              <w:rPr>
+                <w:rFonts w:ascii="Palatino Linotype" w:hAnsi="Palatino Linotype"/>
+                <w:bCs/>
+                <w:sz w:val="20"/>
+                <w:szCs w:val="20"/>
+              </w:rPr>
+              <w:t>_type</w:t>
             </w:r>
             <w:proofErr w:type="spellEnd"/>
             <w:r>
